--- a/docs/人事管理流程.docx
+++ b/docs/人事管理流程.docx
@@ -31,11 +31,11 @@
           <w:lang w:val="en-US" w:eastAsia="zh-CN"/>
         </w:rPr>
       </w:pPr>
-      <w:bookmarkStart w:id="0" w:name="_Toc21526_WPSOffice_Level2"/>
-      <w:bookmarkStart w:id="1" w:name="_Toc23853_WPSOffice_Level2"/>
-      <w:bookmarkStart w:id="2" w:name="_Toc19684_WPSOffice_Level2"/>
-      <w:bookmarkStart w:id="3" w:name="_Toc21553"/>
-      <w:bookmarkStart w:id="4" w:name="_Toc5346_WPSOffice_Level2"/>
+      <w:bookmarkStart w:id="0" w:name="_Toc23853_WPSOffice_Level2"/>
+      <w:bookmarkStart w:id="1" w:name="_Toc5346_WPSOffice_Level2"/>
+      <w:bookmarkStart w:id="2" w:name="_Toc21526_WPSOffice_Level2"/>
+      <w:bookmarkStart w:id="3" w:name="_Toc19684_WPSOffice_Level2"/>
+      <w:bookmarkStart w:id="4" w:name="_Toc21553"/>
       <w:r>
         <w:rPr>
           <w:rFonts w:hint="eastAsia" w:ascii="宋体" w:hAnsi="宋体" w:cs="宋体"/>
@@ -10011,8 +10011,6 @@
         </w:rPr>
         <w:t>条 考勤打卡</w:t>
       </w:r>
-      <w:bookmarkStart w:id="5" w:name="_GoBack"/>
-      <w:bookmarkEnd w:id="5"/>
     </w:p>
     <w:p>
       <w:pPr>
@@ -17694,67 +17692,465 @@
         <w:ind w:firstLine="560" w:firstLineChars="200"/>
         <w:textAlignment w:val="auto"/>
         <w:rPr>
+          <w:rFonts w:hint="eastAsia" w:ascii="宋体" w:hAnsi="宋体" w:eastAsia="宋体" w:cs="宋体"/>
+          <w:sz w:val="28"/>
+          <w:szCs w:val="28"/>
+        </w:rPr>
+      </w:pPr>
+      <w:r>
+        <w:rPr>
+          <w:rFonts w:hint="eastAsia" w:ascii="宋体" w:hAnsi="宋体" w:cs="宋体"/>
+          <w:sz w:val="28"/>
+          <w:szCs w:val="28"/>
+          <w:lang w:val="en-US" w:eastAsia="zh-CN"/>
+        </w:rPr>
+        <w:t>2、员工填写</w:t>
+      </w:r>
+      <w:r>
+        <w:rPr>
+          <w:rFonts w:hint="eastAsia" w:ascii="宋体" w:hAnsi="宋体" w:eastAsia="宋体" w:cs="宋体"/>
+          <w:sz w:val="28"/>
+          <w:szCs w:val="28"/>
+        </w:rPr>
+        <w:t>固定资产领用清单，</w:t>
+      </w:r>
+      <w:r>
+        <w:rPr>
+          <w:rFonts w:hint="eastAsia" w:ascii="宋体" w:hAnsi="宋体" w:cs="宋体"/>
+          <w:sz w:val="28"/>
+          <w:szCs w:val="28"/>
+          <w:lang w:val="en-US" w:eastAsia="zh-CN"/>
+        </w:rPr>
+        <w:t>并仔细</w:t>
+      </w:r>
+      <w:r>
+        <w:rPr>
+          <w:rFonts w:hint="eastAsia" w:ascii="宋体" w:hAnsi="宋体" w:eastAsia="宋体" w:cs="宋体"/>
+          <w:sz w:val="28"/>
+          <w:szCs w:val="28"/>
+        </w:rPr>
+        <w:t>阅读本细则后签署，</w:t>
+      </w:r>
+      <w:r>
+        <w:rPr>
+          <w:rFonts w:hint="eastAsia" w:ascii="宋体" w:hAnsi="宋体" w:cs="宋体"/>
+          <w:sz w:val="28"/>
+          <w:szCs w:val="28"/>
+          <w:lang w:val="en-US" w:eastAsia="zh-CN"/>
+        </w:rPr>
+        <w:t>人事</w:t>
+      </w:r>
+      <w:r>
+        <w:rPr>
+          <w:rFonts w:hint="eastAsia" w:ascii="宋体" w:hAnsi="宋体" w:eastAsia="宋体" w:cs="宋体"/>
+          <w:sz w:val="28"/>
+          <w:szCs w:val="28"/>
+        </w:rPr>
+        <w:t>行政部存档。</w:t>
+      </w:r>
+    </w:p>
+    <w:p>
+      <w:pPr>
+        <w:keepNext w:val="0"/>
+        <w:keepLines w:val="0"/>
+        <w:pageBreakBefore w:val="0"/>
+        <w:widowControl w:val="0"/>
+        <w:numPr>
+          <w:ilvl w:val="0"/>
+          <w:numId w:val="0"/>
+        </w:numPr>
+        <w:kinsoku/>
+        <w:wordWrap/>
+        <w:overflowPunct/>
+        <w:topLinePunct w:val="0"/>
+        <w:autoSpaceDE/>
+        <w:autoSpaceDN/>
+        <w:bidi w:val="0"/>
+        <w:adjustRightInd/>
+        <w:snapToGrid/>
+        <w:spacing w:line="600" w:lineRule="exact"/>
+        <w:ind w:firstLine="560" w:firstLineChars="200"/>
+        <w:textAlignment w:val="auto"/>
+        <w:rPr>
+          <w:rFonts w:hint="eastAsia" w:ascii="宋体" w:hAnsi="宋体" w:eastAsia="宋体" w:cs="宋体"/>
+          <w:sz w:val="28"/>
+          <w:szCs w:val="28"/>
+        </w:rPr>
+      </w:pPr>
+      <w:bookmarkStart w:id="5" w:name="_GoBack"/>
+      <w:bookmarkEnd w:id="5"/>
+    </w:p>
+    <w:p>
+      <w:pPr>
+        <w:keepNext w:val="0"/>
+        <w:keepLines w:val="0"/>
+        <w:pageBreakBefore w:val="0"/>
+        <w:widowControl w:val="0"/>
+        <w:numPr>
+          <w:ilvl w:val="0"/>
+          <w:numId w:val="6"/>
+        </w:numPr>
+        <w:kinsoku/>
+        <w:wordWrap/>
+        <w:overflowPunct/>
+        <w:topLinePunct w:val="0"/>
+        <w:autoSpaceDE/>
+        <w:autoSpaceDN/>
+        <w:bidi w:val="0"/>
+        <w:adjustRightInd/>
+        <w:snapToGrid/>
+        <w:spacing w:line="600" w:lineRule="exact"/>
+        <w:ind w:left="0" w:leftChars="0" w:firstLine="0" w:firstLineChars="0"/>
+        <w:textAlignment w:val="auto"/>
+        <w:rPr>
+          <w:rFonts w:hint="eastAsia" w:ascii="宋体" w:hAnsi="宋体" w:cs="宋体"/>
+          <w:sz w:val="28"/>
+          <w:szCs w:val="28"/>
+          <w:lang w:val="en-US" w:eastAsia="zh-CN"/>
+        </w:rPr>
+      </w:pPr>
+      <w:r>
+        <w:rPr>
+          <w:rFonts w:hint="eastAsia" w:ascii="宋体" w:hAnsi="宋体" w:cs="宋体"/>
+          <w:sz w:val="28"/>
+          <w:szCs w:val="28"/>
+          <w:lang w:val="en-US" w:eastAsia="zh-CN"/>
+        </w:rPr>
+        <w:t>另外的制度</w:t>
+      </w:r>
+    </w:p>
+    <w:p>
+      <w:pPr>
+        <w:keepNext w:val="0"/>
+        <w:keepLines w:val="0"/>
+        <w:pageBreakBefore w:val="0"/>
+        <w:widowControl w:val="0"/>
+        <w:numPr>
+          <w:numId w:val="0"/>
+        </w:numPr>
+        <w:kinsoku/>
+        <w:wordWrap/>
+        <w:overflowPunct/>
+        <w:topLinePunct w:val="0"/>
+        <w:autoSpaceDE/>
+        <w:autoSpaceDN/>
+        <w:bidi w:val="0"/>
+        <w:adjustRightInd/>
+        <w:snapToGrid/>
+        <w:spacing w:line="600" w:lineRule="exact"/>
+        <w:jc w:val="both"/>
+        <w:textAlignment w:val="auto"/>
+        <w:rPr>
           <w:rFonts w:hint="default" w:ascii="宋体" w:hAnsi="宋体" w:cs="宋体"/>
-          <w:b/>
-          <w:bCs/>
-          <w:color w:val="auto"/>
-          <w:sz w:val="28"/>
-          <w:szCs w:val="28"/>
-          <w:u w:val="single"/>
-          <w:lang w:val="en-US" w:eastAsia="zh-CN"/>
-        </w:rPr>
-      </w:pPr>
-      <w:r>
-        <w:rPr>
-          <w:rFonts w:hint="eastAsia" w:ascii="宋体" w:hAnsi="宋体" w:cs="宋体"/>
-          <w:sz w:val="28"/>
-          <w:szCs w:val="28"/>
-          <w:lang w:val="en-US" w:eastAsia="zh-CN"/>
-        </w:rPr>
-        <w:t>2、员工填写</w:t>
-      </w:r>
-      <w:r>
-        <w:rPr>
-          <w:rFonts w:hint="eastAsia" w:ascii="宋体" w:hAnsi="宋体" w:eastAsia="宋体" w:cs="宋体"/>
-          <w:sz w:val="28"/>
-          <w:szCs w:val="28"/>
-        </w:rPr>
-        <w:t>固定资产领用清单，</w:t>
-      </w:r>
-      <w:r>
-        <w:rPr>
-          <w:rFonts w:hint="eastAsia" w:ascii="宋体" w:hAnsi="宋体" w:cs="宋体"/>
-          <w:sz w:val="28"/>
-          <w:szCs w:val="28"/>
-          <w:lang w:val="en-US" w:eastAsia="zh-CN"/>
-        </w:rPr>
-        <w:t>并仔细</w:t>
-      </w:r>
-      <w:r>
-        <w:rPr>
-          <w:rFonts w:hint="eastAsia" w:ascii="宋体" w:hAnsi="宋体" w:eastAsia="宋体" w:cs="宋体"/>
-          <w:sz w:val="28"/>
-          <w:szCs w:val="28"/>
-        </w:rPr>
-        <w:t>阅读本细则后签署，</w:t>
-      </w:r>
-      <w:r>
-        <w:rPr>
-          <w:rFonts w:hint="eastAsia" w:ascii="宋体" w:hAnsi="宋体" w:cs="宋体"/>
-          <w:sz w:val="28"/>
-          <w:szCs w:val="28"/>
-          <w:lang w:val="en-US" w:eastAsia="zh-CN"/>
-        </w:rPr>
-        <w:t>人事</w:t>
-      </w:r>
-      <w:r>
-        <w:rPr>
-          <w:rFonts w:hint="eastAsia" w:ascii="宋体" w:hAnsi="宋体" w:eastAsia="宋体" w:cs="宋体"/>
-          <w:sz w:val="28"/>
-          <w:szCs w:val="28"/>
-        </w:rPr>
-        <w:t>行政部存档。</w:t>
-      </w:r>
+          <w:sz w:val="28"/>
+          <w:szCs w:val="28"/>
+          <w:lang w:val="en-US" w:eastAsia="zh-CN"/>
+        </w:rPr>
+      </w:pPr>
+    </w:p>
+    <w:p>
+      <w:pPr>
+        <w:keepNext w:val="0"/>
+        <w:keepLines w:val="0"/>
+        <w:pageBreakBefore w:val="0"/>
+        <w:widowControl w:val="0"/>
+        <w:numPr>
+          <w:numId w:val="0"/>
+        </w:numPr>
+        <w:kinsoku/>
+        <w:wordWrap/>
+        <w:overflowPunct/>
+        <w:topLinePunct w:val="0"/>
+        <w:autoSpaceDE/>
+        <w:autoSpaceDN/>
+        <w:bidi w:val="0"/>
+        <w:adjustRightInd/>
+        <w:snapToGrid/>
+        <w:spacing w:line="240" w:lineRule="auto"/>
+        <w:jc w:val="both"/>
+        <w:textAlignment w:val="auto"/>
+        <w:rPr>
+          <w:rFonts w:hint="default" w:ascii="宋体" w:hAnsi="宋体" w:cs="宋体"/>
+          <w:sz w:val="28"/>
+          <w:szCs w:val="28"/>
+          <w:lang w:val="en-US" w:eastAsia="zh-CN"/>
+        </w:rPr>
+      </w:pPr>
+      <w:r>
+        <w:drawing>
+          <wp:inline distT="0" distB="0" distL="114300" distR="114300">
+            <wp:extent cx="5758180" cy="2997835"/>
+            <wp:effectExtent l="0" t="0" r="13970" b="12065"/>
+            <wp:docPr id="54" name="图片 4"/>
+            <wp:cNvGraphicFramePr>
+              <a:graphicFrameLocks xmlns:a="http://schemas.openxmlformats.org/drawingml/2006/main" noChangeAspect="1"/>
+            </wp:cNvGraphicFramePr>
+            <a:graphic xmlns:a="http://schemas.openxmlformats.org/drawingml/2006/main">
+              <a:graphicData uri="http://schemas.openxmlformats.org/drawingml/2006/picture">
+                <pic:pic xmlns:pic="http://schemas.openxmlformats.org/drawingml/2006/picture">
+                  <pic:nvPicPr>
+                    <pic:cNvPr id="54" name="图片 4"/>
+                    <pic:cNvPicPr>
+                      <a:picLocks noChangeAspect="1"/>
+                    </pic:cNvPicPr>
+                  </pic:nvPicPr>
+                  <pic:blipFill>
+                    <a:blip r:embed="rId6"/>
+                    <a:stretch>
+                      <a:fillRect/>
+                    </a:stretch>
+                  </pic:blipFill>
+                  <pic:spPr>
+                    <a:xfrm>
+                      <a:off x="0" y="0"/>
+                      <a:ext cx="5758180" cy="2997835"/>
+                    </a:xfrm>
+                    <a:prstGeom prst="rect">
+                      <a:avLst/>
+                    </a:prstGeom>
+                    <a:noFill/>
+                    <a:ln>
+                      <a:noFill/>
+                    </a:ln>
+                  </pic:spPr>
+                </pic:pic>
+              </a:graphicData>
+            </a:graphic>
+          </wp:inline>
+        </w:drawing>
+      </w:r>
+    </w:p>
+    <w:p>
+      <w:pPr>
+        <w:keepNext w:val="0"/>
+        <w:keepLines w:val="0"/>
+        <w:pageBreakBefore w:val="0"/>
+        <w:widowControl w:val="0"/>
+        <w:numPr>
+          <w:numId w:val="0"/>
+        </w:numPr>
+        <w:kinsoku/>
+        <w:wordWrap/>
+        <w:overflowPunct/>
+        <w:topLinePunct w:val="0"/>
+        <w:autoSpaceDE/>
+        <w:autoSpaceDN/>
+        <w:bidi w:val="0"/>
+        <w:adjustRightInd/>
+        <w:snapToGrid/>
+        <w:spacing w:line="600" w:lineRule="exact"/>
+        <w:jc w:val="both"/>
+        <w:textAlignment w:val="auto"/>
+        <w:rPr>
+          <w:rFonts w:hint="default" w:ascii="宋体" w:hAnsi="宋体" w:cs="宋体"/>
+          <w:sz w:val="28"/>
+          <w:szCs w:val="28"/>
+          <w:lang w:val="en-US" w:eastAsia="zh-CN"/>
+        </w:rPr>
+      </w:pPr>
+    </w:p>
+    <w:p>
+      <w:pPr>
+        <w:keepNext w:val="0"/>
+        <w:keepLines w:val="0"/>
+        <w:pageBreakBefore w:val="0"/>
+        <w:widowControl w:val="0"/>
+        <w:numPr>
+          <w:numId w:val="0"/>
+        </w:numPr>
+        <w:kinsoku/>
+        <w:wordWrap/>
+        <w:overflowPunct/>
+        <w:topLinePunct w:val="0"/>
+        <w:autoSpaceDE/>
+        <w:autoSpaceDN/>
+        <w:bidi w:val="0"/>
+        <w:adjustRightInd/>
+        <w:snapToGrid/>
+        <w:spacing w:line="600" w:lineRule="exact"/>
+        <w:jc w:val="both"/>
+        <w:textAlignment w:val="auto"/>
+        <w:rPr>
+          <w:rFonts w:hint="default" w:ascii="宋体" w:hAnsi="宋体" w:cs="宋体"/>
+          <w:sz w:val="28"/>
+          <w:szCs w:val="28"/>
+          <w:lang w:val="en-US" w:eastAsia="zh-CN"/>
+        </w:rPr>
+      </w:pPr>
+    </w:p>
+    <w:p>
+      <w:pPr>
+        <w:keepNext w:val="0"/>
+        <w:keepLines w:val="0"/>
+        <w:pageBreakBefore w:val="0"/>
+        <w:widowControl w:val="0"/>
+        <w:numPr>
+          <w:numId w:val="0"/>
+        </w:numPr>
+        <w:kinsoku/>
+        <w:wordWrap/>
+        <w:overflowPunct/>
+        <w:topLinePunct w:val="0"/>
+        <w:autoSpaceDE/>
+        <w:autoSpaceDN/>
+        <w:bidi w:val="0"/>
+        <w:adjustRightInd/>
+        <w:snapToGrid/>
+        <w:spacing w:line="600" w:lineRule="exact"/>
+        <w:jc w:val="both"/>
+        <w:textAlignment w:val="auto"/>
+        <w:rPr>
+          <w:rFonts w:hint="default" w:ascii="宋体" w:hAnsi="宋体" w:cs="宋体"/>
+          <w:sz w:val="28"/>
+          <w:szCs w:val="28"/>
+          <w:lang w:val="en-US" w:eastAsia="zh-CN"/>
+        </w:rPr>
+      </w:pPr>
+    </w:p>
+    <w:p>
+      <w:pPr>
+        <w:keepNext w:val="0"/>
+        <w:keepLines w:val="0"/>
+        <w:pageBreakBefore w:val="0"/>
+        <w:widowControl w:val="0"/>
+        <w:numPr>
+          <w:numId w:val="0"/>
+        </w:numPr>
+        <w:kinsoku/>
+        <w:wordWrap/>
+        <w:overflowPunct/>
+        <w:topLinePunct w:val="0"/>
+        <w:autoSpaceDE/>
+        <w:autoSpaceDN/>
+        <w:bidi w:val="0"/>
+        <w:adjustRightInd/>
+        <w:snapToGrid/>
+        <w:spacing w:line="600" w:lineRule="exact"/>
+        <w:jc w:val="both"/>
+        <w:textAlignment w:val="auto"/>
+        <w:rPr>
+          <w:rFonts w:hint="default" w:ascii="宋体" w:hAnsi="宋体" w:cs="宋体"/>
+          <w:sz w:val="28"/>
+          <w:szCs w:val="28"/>
+          <w:lang w:val="en-US" w:eastAsia="zh-CN"/>
+        </w:rPr>
+      </w:pPr>
+    </w:p>
+    <w:p>
+      <w:pPr>
+        <w:keepNext w:val="0"/>
+        <w:keepLines w:val="0"/>
+        <w:pageBreakBefore w:val="0"/>
+        <w:widowControl w:val="0"/>
+        <w:numPr>
+          <w:numId w:val="0"/>
+        </w:numPr>
+        <w:kinsoku/>
+        <w:wordWrap/>
+        <w:overflowPunct/>
+        <w:topLinePunct w:val="0"/>
+        <w:autoSpaceDE/>
+        <w:autoSpaceDN/>
+        <w:bidi w:val="0"/>
+        <w:adjustRightInd/>
+        <w:snapToGrid/>
+        <w:spacing w:line="600" w:lineRule="exact"/>
+        <w:jc w:val="both"/>
+        <w:textAlignment w:val="auto"/>
+        <w:rPr>
+          <w:rFonts w:hint="default" w:ascii="宋体" w:hAnsi="宋体" w:cs="宋体"/>
+          <w:sz w:val="28"/>
+          <w:szCs w:val="28"/>
+          <w:lang w:val="en-US" w:eastAsia="zh-CN"/>
+        </w:rPr>
+      </w:pPr>
+    </w:p>
+    <w:p>
+      <w:pPr>
+        <w:keepNext w:val="0"/>
+        <w:keepLines w:val="0"/>
+        <w:pageBreakBefore w:val="0"/>
+        <w:widowControl w:val="0"/>
+        <w:numPr>
+          <w:numId w:val="0"/>
+        </w:numPr>
+        <w:kinsoku/>
+        <w:wordWrap/>
+        <w:overflowPunct/>
+        <w:topLinePunct w:val="0"/>
+        <w:autoSpaceDE/>
+        <w:autoSpaceDN/>
+        <w:bidi w:val="0"/>
+        <w:adjustRightInd/>
+        <w:snapToGrid/>
+        <w:spacing w:line="600" w:lineRule="exact"/>
+        <w:jc w:val="both"/>
+        <w:textAlignment w:val="auto"/>
+        <w:rPr>
+          <w:rFonts w:hint="default" w:ascii="宋体" w:hAnsi="宋体" w:cs="宋体"/>
+          <w:sz w:val="28"/>
+          <w:szCs w:val="28"/>
+          <w:lang w:val="en-US" w:eastAsia="zh-CN"/>
+        </w:rPr>
+      </w:pPr>
+    </w:p>
+    <w:p>
+      <w:pPr>
+        <w:keepNext w:val="0"/>
+        <w:keepLines w:val="0"/>
+        <w:pageBreakBefore w:val="0"/>
+        <w:widowControl w:val="0"/>
+        <w:numPr>
+          <w:numId w:val="0"/>
+        </w:numPr>
+        <w:kinsoku/>
+        <w:wordWrap/>
+        <w:overflowPunct/>
+        <w:topLinePunct w:val="0"/>
+        <w:autoSpaceDE/>
+        <w:autoSpaceDN/>
+        <w:bidi w:val="0"/>
+        <w:adjustRightInd/>
+        <w:snapToGrid/>
+        <w:spacing w:line="600" w:lineRule="exact"/>
+        <w:jc w:val="both"/>
+        <w:textAlignment w:val="auto"/>
+        <w:rPr>
+          <w:rFonts w:hint="default" w:ascii="宋体" w:hAnsi="宋体" w:cs="宋体"/>
+          <w:sz w:val="28"/>
+          <w:szCs w:val="28"/>
+          <w:lang w:val="en-US" w:eastAsia="zh-CN"/>
+        </w:rPr>
+      </w:pPr>
+    </w:p>
+    <w:p>
+      <w:pPr>
+        <w:keepNext w:val="0"/>
+        <w:keepLines w:val="0"/>
+        <w:pageBreakBefore w:val="0"/>
+        <w:widowControl w:val="0"/>
+        <w:numPr>
+          <w:numId w:val="0"/>
+        </w:numPr>
+        <w:kinsoku/>
+        <w:wordWrap/>
+        <w:overflowPunct/>
+        <w:topLinePunct w:val="0"/>
+        <w:autoSpaceDE/>
+        <w:autoSpaceDN/>
+        <w:bidi w:val="0"/>
+        <w:adjustRightInd/>
+        <w:snapToGrid/>
+        <w:spacing w:line="600" w:lineRule="exact"/>
+        <w:jc w:val="both"/>
+        <w:textAlignment w:val="auto"/>
+        <w:rPr>
+          <w:rFonts w:hint="default" w:ascii="宋体" w:hAnsi="宋体" w:cs="宋体"/>
+          <w:sz w:val="28"/>
+          <w:szCs w:val="28"/>
+          <w:lang w:val="en-US" w:eastAsia="zh-CN"/>
+        </w:rPr>
+      </w:pPr>
     </w:p>
     <w:sectPr>
       <w:headerReference r:id="rId3" w:type="default"/>
@@ -18499,6 +18895,7 @@
   <w:style w:type="character" w:customStyle="1" w:styleId="18">
     <w:name w:val="标题 2 Char"/>
     <w:link w:val="4"/>
+    <w:qFormat/>
     <w:uiPriority w:val="0"/>
     <w:rPr>
       <w:rFonts w:ascii="Arial" w:hAnsi="Arial" w:eastAsia="黑体"/>
